--- a/t38_s1.docx
+++ b/t38_s1.docx
@@ -3,2348 +3,998 @@
 <w:document xmlns:wpc="http://schemas.microsoft.com/office/word/2010/wordprocessingCanvas" xmlns:mo="http://schemas.microsoft.com/office/mac/office/2008/main" xmlns:mc="http://schemas.openxmlformats.org/markup-compatibility/2006" xmlns:mv="urn:schemas-microsoft-com:mac:vml" xmlns:o="urn:schemas-microsoft-com:office:office" xmlns:r="http://schemas.openxmlformats.org/officeDocument/2006/relationships" xmlns:m="http://schemas.openxmlformats.org/officeDocument/2006/math" xmlns:v="urn:schemas-microsoft-com:vml" xmlns:wp14="http://schemas.microsoft.com/office/word/2010/wordprocessingDrawing" xmlns:wp="http://schemas.openxmlformats.org/drawingml/2006/wordprocessingDrawing" xmlns:w10="urn:schemas-microsoft-com:office:word" xmlns:w="http://schemas.openxmlformats.org/wordprocessingml/2006/main" xmlns:w14="http://schemas.microsoft.com/office/word/2010/wordml" xmlns:wpg="http://schemas.microsoft.com/office/word/2010/wordprocessingGroup" xmlns:wpi="http://schemas.microsoft.com/office/word/2010/wordprocessingInk" xmlns:wne="http://schemas.microsoft.com/office/word/2006/wordml" xmlns:wps="http://schemas.microsoft.com/office/word/2010/wordprocessingShape" mc:Ignorable="w14 wp14">
   <w:body>
     <w:p>
-      <w:pPr>
-        <w:spacing w:after="40" w:before="120"/>
-      </w:pPr>
       <w:r>
-        <w:rPr>
-          <w:b w:val="0"/>
-          <w:i w:val="0"/>
-          <w:sz w:val="22"/>
-        </w:rPr>
-        <w:t>Question: A client with a large right pleural effusion is scheduled for thoracentesis. In which position should the nurse place the client?</w:t>
+        <w:t xml:space="preserve">Question: A client with pneumonia has a productive cough and fever. Which nursing intervention best promotes airway clearance?</w:t>
       </w:r>
     </w:p>
     <w:p>
-      <w:pPr>
-        <w:spacing w:after="0" w:before="0"/>
-      </w:pPr>
       <w:r>
-        <w:rPr>
-          <w:b w:val="0"/>
-          <w:i w:val="0"/>
-          <w:sz w:val="22"/>
-        </w:rPr>
-        <w:t>(a) Supine with the head flat</w:t>
+        <w:t xml:space="preserve">(a) Restricting fluids</w:t>
       </w:r>
     </w:p>
     <w:p>
-      <w:pPr>
-        <w:spacing w:after="0" w:before="0"/>
-      </w:pPr>
       <w:r>
-        <w:rPr>
-          <w:b w:val="0"/>
-          <w:i w:val="0"/>
-          <w:sz w:val="22"/>
-        </w:rPr>
-        <w:t>(b) Sitting upright and leaning forward over a bedside table</w:t>
+        <w:t xml:space="preserve">(b) Encouraging fluids and assisting with coughing and deep breathing</w:t>
       </w:r>
     </w:p>
     <w:p>
-      <w:pPr>
-        <w:spacing w:after="0" w:before="0"/>
-      </w:pPr>
       <w:r>
-        <w:rPr>
-          <w:b w:val="0"/>
-          <w:i w:val="0"/>
-          <w:sz w:val="22"/>
-        </w:rPr>
-        <w:t>(c) Left lateral with the bed flat</w:t>
+        <w:t xml:space="preserve">(c) Keeping the client supine</w:t>
       </w:r>
     </w:p>
     <w:p>
-      <w:pPr>
-        <w:spacing w:after="0" w:before="0"/>
-      </w:pPr>
       <w:r>
-        <w:rPr>
-          <w:b w:val="0"/>
-          <w:i w:val="0"/>
-          <w:sz w:val="22"/>
-        </w:rPr>
-        <w:t>(d) Prone with the head turned to the side</w:t>
+        <w:t xml:space="preserve">(d) Withholding expectorants</w:t>
       </w:r>
     </w:p>
     <w:p>
-      <w:pPr>
-        <w:spacing w:after="0" w:before="40"/>
-      </w:pPr>
       <w:r>
-        <w:rPr>
-          <w:b/>
-          <w:i w:val="0"/>
-          <w:sz w:val="22"/>
-        </w:rPr>
-        <w:t>Answer: b</w:t>
+        <w:t xml:space="preserve">Answer: b</w:t>
       </w:r>
     </w:p>
     <w:p>
-      <w:pPr>
-        <w:spacing w:after="0" w:before="0"/>
-      </w:pPr>
       <w:r>
-        <w:rPr>
-          <w:b w:val="0"/>
-          <w:i w:val="0"/>
-          <w:sz w:val="21"/>
-        </w:rPr>
-        <w:t>Solution: For thoracentesis the client sits upright leaning forward, which widens the intercostal spaces and allows fluid to pool dependently for safe aspiration. Supine (a) or prone (d) positions make needle insertion unsafe and increase the risk of lung puncture.</w:t>
+        <w:t xml:space="preserve">Solution: Hydration thins secretions, and coughing with deep breathing clears the airways. Restricting fluids thickens mucus and worsens clearance.</w:t>
       </w:r>
     </w:p>
     <w:p>
-      <w:pPr>
-        <w:spacing w:after="0" w:before="0"/>
-      </w:pPr>
       <w:r>
-        <w:rPr>
-          <w:b w:val="0"/>
-          <w:i w:val="0"/>
-          <w:sz w:val="20"/>
-        </w:rPr>
-        <w:t>Positive Marks: 1</w:t>
+        <w:t xml:space="preserve">Positive Marks: 1</w:t>
       </w:r>
     </w:p>
     <w:p>
-      <w:pPr>
-        <w:spacing w:after="160" w:before="0"/>
-      </w:pPr>
       <w:r>
-        <w:rPr>
-          <w:b w:val="0"/>
-          <w:i w:val="0"/>
-          <w:sz w:val="20"/>
-        </w:rPr>
-        <w:t>Negative Marks: 0.25</w:t>
+        <w:t xml:space="preserve">Negative Marks: 0.25</w:t>
       </w:r>
     </w:p>
     <w:p>
-      <w:pPr>
-        <w:spacing w:after="40" w:before="120"/>
-      </w:pPr>
       <w:r>
-        <w:rPr>
-          <w:b w:val="0"/>
-          <w:i w:val="0"/>
-          <w:sz w:val="22"/>
-        </w:rPr>
-        <w:t>Question: A client with cirrhosis and hepatic encephalopathy is receiving lactulose. Which finding indicates that the drug is having the desired effect?</w:t>
+        <w:t xml:space="preserve"/>
       </w:r>
     </w:p>
     <w:p>
-      <w:pPr>
-        <w:spacing w:after="0" w:before="0"/>
-      </w:pPr>
       <w:r>
-        <w:rPr>
-          <w:b w:val="0"/>
-          <w:i w:val="0"/>
-          <w:sz w:val="22"/>
-        </w:rPr>
-        <w:t>(a) Serum ammonia of 110 mcg/dL with constipation</w:t>
+        <w:t xml:space="preserve">Question: When providing oral care to an unconscious client, the nurse should:</w:t>
       </w:r>
     </w:p>
     <w:p>
-      <w:pPr>
-        <w:spacing w:after="0" w:before="0"/>
-      </w:pPr>
       <w:r>
-        <w:rPr>
-          <w:b w:val="0"/>
-          <w:i w:val="0"/>
-          <w:sz w:val="22"/>
-        </w:rPr>
-        <w:t>(b) Two to three soft stools per day and a falling serum ammonia level</w:t>
+        <w:t xml:space="preserve">(a) Use only the fingers to clean</w:t>
       </w:r>
     </w:p>
     <w:p>
-      <w:pPr>
-        <w:spacing w:after="0" w:before="0"/>
-      </w:pPr>
       <w:r>
-        <w:rPr>
-          <w:b w:val="0"/>
-          <w:i w:val="0"/>
-          <w:sz w:val="22"/>
-        </w:rPr>
-        <w:t>(c) Increased urine output of 2 L per day</w:t>
+        <w:t xml:space="preserve">(b) Leave the client flat on the back</w:t>
       </w:r>
     </w:p>
     <w:p>
-      <w:pPr>
-        <w:spacing w:after="0" w:before="0"/>
-      </w:pPr>
       <w:r>
-        <w:rPr>
-          <w:b w:val="0"/>
-          <w:i w:val="0"/>
-          <w:sz w:val="22"/>
-        </w:rPr>
-        <w:t>(d) Absence of asterixis with a normal prothrombin time</w:t>
+        <w:t xml:space="preserve">(c) Position the client on the side with the head lowered and use suction as needed</w:t>
       </w:r>
     </w:p>
     <w:p>
-      <w:pPr>
-        <w:spacing w:after="0" w:before="40"/>
-      </w:pPr>
       <w:r>
-        <w:rPr>
-          <w:b/>
-          <w:i w:val="0"/>
-          <w:sz w:val="22"/>
-        </w:rPr>
-        <w:t>Answer: b</w:t>
+        <w:t xml:space="preserve">(d) Pour water into the mouth</w:t>
       </w:r>
     </w:p>
     <w:p>
-      <w:pPr>
-        <w:spacing w:after="0" w:before="0"/>
-      </w:pPr>
       <w:r>
-        <w:rPr>
-          <w:b w:val="0"/>
-          <w:i w:val="0"/>
-          <w:sz w:val="21"/>
-        </w:rPr>
-        <w:t>Solution: Lactulose acidifies the colon, trapping ammonia as ammonium and promoting its excretion in stool; the therapeutic response is two to three soft stools daily with a declining serum ammonia level. Constipation with a high ammonia (a) indicates the drug is not working.</w:t>
+        <w:t xml:space="preserve">Answer: c</w:t>
       </w:r>
     </w:p>
     <w:p>
-      <w:pPr>
-        <w:spacing w:after="0" w:before="0"/>
-      </w:pPr>
       <w:r>
-        <w:rPr>
-          <w:b w:val="0"/>
-          <w:i w:val="0"/>
-          <w:sz w:val="20"/>
-        </w:rPr>
-        <w:t>Positive Marks: 1</w:t>
+        <w:t xml:space="preserve">Solution: Side-lying with the head down lets fluids drain out of the mouth, preventing aspiration; suction removes pooling secretions.</w:t>
       </w:r>
     </w:p>
     <w:p>
-      <w:pPr>
-        <w:spacing w:after="160" w:before="0"/>
-      </w:pPr>
       <w:r>
-        <w:rPr>
-          <w:b w:val="0"/>
-          <w:i w:val="0"/>
-          <w:sz w:val="20"/>
-        </w:rPr>
-        <w:t>Negative Marks: 0.25</w:t>
+        <w:t xml:space="preserve">Positive Marks: 1</w:t>
       </w:r>
     </w:p>
     <w:p>
-      <w:pPr>
-        <w:spacing w:after="40" w:before="120"/>
-      </w:pPr>
       <w:r>
-        <w:rPr>
-          <w:b w:val="0"/>
-          <w:i w:val="0"/>
-          <w:sz w:val="22"/>
-        </w:rPr>
-        <w:t>Question: A client returns from cardiac surgery with muffled heart sounds, hypotension, and a rising central venous pressure. Which condition should the nurse suspect first?</w:t>
+        <w:t xml:space="preserve">Negative Marks: 0.25</w:t>
       </w:r>
     </w:p>
     <w:p>
-      <w:pPr>
-        <w:spacing w:after="0" w:before="0"/>
-      </w:pPr>
       <w:r>
-        <w:rPr>
-          <w:b w:val="0"/>
-          <w:i w:val="0"/>
-          <w:sz w:val="22"/>
-        </w:rPr>
-        <w:t>(a) Cardiac tamponade</w:t>
+        <w:t xml:space="preserve"/>
       </w:r>
     </w:p>
     <w:p>
-      <w:pPr>
-        <w:spacing w:after="0" w:before="0"/>
-      </w:pPr>
       <w:r>
-        <w:rPr>
-          <w:b w:val="0"/>
-          <w:i w:val="0"/>
-          <w:sz w:val="22"/>
-        </w:rPr>
-        <w:t>(b) Pulmonary embolism</w:t>
+        <w:t xml:space="preserve">Question: For a normal pregnancy, the recommended number of antenatal visits under current Indian guidelines is:</w:t>
       </w:r>
     </w:p>
     <w:p>
-      <w:pPr>
-        <w:spacing w:after="0" w:before="0"/>
-      </w:pPr>
       <w:r>
-        <w:rPr>
-          <w:b w:val="0"/>
-          <w:i w:val="0"/>
-          <w:sz w:val="22"/>
-        </w:rPr>
-        <w:t>(c) Pneumothorax</w:t>
+        <w:t xml:space="preserve">(a) At least 4 visits</w:t>
       </w:r>
     </w:p>
     <w:p>
-      <w:pPr>
-        <w:spacing w:after="0" w:before="0"/>
-      </w:pPr>
       <w:r>
-        <w:rPr>
-          <w:b w:val="0"/>
-          <w:i w:val="0"/>
-          <w:sz w:val="22"/>
-        </w:rPr>
-        <w:t>(d) Myocardial infarction</w:t>
+        <w:t xml:space="preserve">(b) Only one visit in the first trimester</w:t>
       </w:r>
     </w:p>
     <w:p>
-      <w:pPr>
-        <w:spacing w:after="0" w:before="40"/>
-      </w:pPr>
       <w:r>
-        <w:rPr>
-          <w:b/>
-          <w:i w:val="0"/>
-          <w:sz w:val="22"/>
-        </w:rPr>
-        <w:t>Answer: a</w:t>
+        <w:t xml:space="preserve">(c) Visits only in the third trimester</w:t>
       </w:r>
     </w:p>
     <w:p>
-      <w:pPr>
-        <w:spacing w:after="0" w:before="0"/>
-      </w:pPr>
       <w:r>
-        <w:rPr>
-          <w:b w:val="0"/>
-          <w:i w:val="0"/>
-          <w:sz w:val="21"/>
-        </w:rPr>
-        <w:t>Solution: Beck's triad—muffled heart sounds, hypotension, and elevated CVP with jugular venous distension—is the classic presentation of cardiac tamponade, which compresses the heart and impairs filling. The other options do not produce this triad.</w:t>
+        <w:t xml:space="preserve">(d) No visits if the woman feels well</w:t>
       </w:r>
     </w:p>
     <w:p>
-      <w:pPr>
-        <w:spacing w:after="0" w:before="0"/>
-      </w:pPr>
       <w:r>
-        <w:rPr>
-          <w:b w:val="0"/>
-          <w:i w:val="0"/>
-          <w:sz w:val="20"/>
-        </w:rPr>
-        <w:t>Positive Marks: 1</w:t>
+        <w:t xml:space="preserve">Answer: a</w:t>
       </w:r>
     </w:p>
     <w:p>
-      <w:pPr>
-        <w:spacing w:after="160" w:before="0"/>
-      </w:pPr>
       <w:r>
-        <w:rPr>
-          <w:b w:val="0"/>
-          <w:i w:val="0"/>
-          <w:sz w:val="20"/>
-        </w:rPr>
-        <w:t>Negative Marks: 0.25</w:t>
+        <w:t xml:space="preserve">Solution: Current guidelines recommend at least 4 antenatal visits (ideally more), including early registration and a visit in each trimester.</w:t>
       </w:r>
     </w:p>
     <w:p>
-      <w:pPr>
-        <w:spacing w:after="40" w:before="120"/>
-      </w:pPr>
       <w:r>
-        <w:rPr>
-          <w:b w:val="0"/>
-          <w:i w:val="0"/>
-          <w:sz w:val="22"/>
-        </w:rPr>
-        <w:t>Question: A client undergoes a pancreaticoduodenectomy (Whipple procedure) for pancreatic cancer. Which assessment is the priority in the first 24 hours after surgery?</w:t>
+        <w:t xml:space="preserve">Positive Marks: 1</w:t>
       </w:r>
     </w:p>
     <w:p>
-      <w:pPr>
-        <w:spacing w:after="0" w:before="0"/>
-      </w:pPr>
       <w:r>
-        <w:rPr>
-          <w:b w:val="0"/>
-          <w:i w:val="0"/>
-          <w:sz w:val="22"/>
-        </w:rPr>
-        <w:t>(a) Blood glucose monitoring</w:t>
+        <w:t xml:space="preserve">Negative Marks: 0.25</w:t>
       </w:r>
     </w:p>
     <w:p>
-      <w:pPr>
-        <w:spacing w:after="0" w:before="0"/>
-      </w:pPr>
       <w:r>
-        <w:rPr>
-          <w:b w:val="0"/>
-          <w:i w:val="0"/>
-          <w:sz w:val="22"/>
-        </w:rPr>
-        <w:t>(b) Hourly urine output</w:t>
+        <w:t xml:space="preserve"/>
       </w:r>
     </w:p>
     <w:p>
-      <w:pPr>
-        <w:spacing w:after="0" w:before="0"/>
-      </w:pPr>
       <w:r>
-        <w:rPr>
-          <w:b w:val="0"/>
-          <w:i w:val="0"/>
-          <w:sz w:val="22"/>
-        </w:rPr>
-        <w:t>(c) Bowel sounds</w:t>
+        <w:t xml:space="preserve">Question: Physiological jaundice of the newborn usually appears:</w:t>
       </w:r>
     </w:p>
     <w:p>
-      <w:pPr>
-        <w:spacing w:after="0" w:before="0"/>
-      </w:pPr>
       <w:r>
-        <w:rPr>
-          <w:b w:val="0"/>
-          <w:i w:val="0"/>
-          <w:sz w:val="22"/>
-        </w:rPr>
-        <w:t>(d) Skin turgor</w:t>
+        <w:t xml:space="preserve">(a) Within the first 24 hours of life</w:t>
       </w:r>
     </w:p>
     <w:p>
-      <w:pPr>
-        <w:spacing w:after="0" w:before="40"/>
-      </w:pPr>
       <w:r>
-        <w:rPr>
-          <w:b/>
-          <w:i w:val="0"/>
-          <w:sz w:val="22"/>
-        </w:rPr>
-        <w:t>Answer: a</w:t>
+        <w:t xml:space="preserve">(b) At 5-7 days of age</w:t>
       </w:r>
     </w:p>
     <w:p>
-      <w:pPr>
-        <w:spacing w:after="0" w:before="0"/>
-      </w:pPr>
       <w:r>
-        <w:rPr>
-          <w:b w:val="0"/>
-          <w:i w:val="0"/>
-          <w:sz w:val="21"/>
-        </w:rPr>
-        <w:t>Solution: Because the Whipple procedure resects pancreatic tissue and manipulates the pancreas, blood glucose monitoring is the priority—hyperglycemia is common from impaired insulin production and surgical stress. The other assessments are routine but not the immediate priority.</w:t>
+        <w:t xml:space="preserve">(c) After 2 weeks of age</w:t>
       </w:r>
     </w:p>
     <w:p>
-      <w:pPr>
-        <w:spacing w:after="0" w:before="0"/>
-      </w:pPr>
       <w:r>
-        <w:rPr>
-          <w:b w:val="0"/>
-          <w:i w:val="0"/>
-          <w:sz w:val="20"/>
-        </w:rPr>
-        <w:t>Positive Marks: 1</w:t>
+        <w:t xml:space="preserve">(d) After 24 hours, peaking at 3-5 days</w:t>
       </w:r>
     </w:p>
     <w:p>
-      <w:pPr>
-        <w:spacing w:after="160" w:before="0"/>
-      </w:pPr>
       <w:r>
-        <w:rPr>
-          <w:b w:val="0"/>
-          <w:i w:val="0"/>
-          <w:sz w:val="20"/>
-        </w:rPr>
-        <w:t>Negative Marks: 0.25</w:t>
+        <w:t xml:space="preserve">Answer: d</w:t>
       </w:r>
     </w:p>
     <w:p>
-      <w:pPr>
-        <w:spacing w:after="40" w:before="120"/>
-      </w:pPr>
       <w:r>
-        <w:rPr>
-          <w:b w:val="0"/>
-          <w:i w:val="0"/>
-          <w:sz w:val="22"/>
-        </w:rPr>
-        <w:t>Question: Three days after a right hemicolectomy, the client develops fever, tachycardia, and board-like abdominal rigidity. Which complication should the nurse suspect?</w:t>
+        <w:t xml:space="preserve">Solution: Physiological jaundice begins after 24 hours and peaks at 3-5 days; jaundice within the first 24 hours is pathological.</w:t>
       </w:r>
     </w:p>
     <w:p>
-      <w:pPr>
-        <w:spacing w:after="0" w:before="0"/>
-      </w:pPr>
       <w:r>
-        <w:rPr>
-          <w:b w:val="0"/>
-          <w:i w:val="0"/>
-          <w:sz w:val="22"/>
-        </w:rPr>
-        <w:t>(a) Anastomotic leak</w:t>
+        <w:t xml:space="preserve">Positive Marks: 1</w:t>
       </w:r>
     </w:p>
     <w:p>
-      <w:pPr>
-        <w:spacing w:after="0" w:before="0"/>
-      </w:pPr>
       <w:r>
-        <w:rPr>
-          <w:b w:val="0"/>
-          <w:i w:val="0"/>
-          <w:sz w:val="22"/>
-        </w:rPr>
-        <w:t>(b) Superficial wound infection</w:t>
+        <w:t xml:space="preserve">Negative Marks: 0.25</w:t>
       </w:r>
     </w:p>
     <w:p>
-      <w:pPr>
-        <w:spacing w:after="0" w:before="0"/>
-      </w:pPr>
       <w:r>
-        <w:rPr>
-          <w:b w:val="0"/>
-          <w:i w:val="0"/>
-          <w:sz w:val="22"/>
-        </w:rPr>
-        <w:t>(c) Atelectasis</w:t>
+        <w:t xml:space="preserve"/>
       </w:r>
     </w:p>
     <w:p>
-      <w:pPr>
-        <w:spacing w:after="0" w:before="0"/>
-      </w:pPr>
       <w:r>
-        <w:rPr>
-          <w:b w:val="0"/>
-          <w:i w:val="0"/>
-          <w:sz w:val="22"/>
-        </w:rPr>
-        <w:t>(d) Paralytic ileus</w:t>
+        <w:t xml:space="preserve">Question: The primary goal of crisis intervention is to:</w:t>
       </w:r>
     </w:p>
     <w:p>
-      <w:pPr>
-        <w:spacing w:after="0" w:before="40"/>
-      </w:pPr>
       <w:r>
-        <w:rPr>
-          <w:b/>
-          <w:i w:val="0"/>
-          <w:sz w:val="22"/>
-        </w:rPr>
-        <w:t>Answer: a</w:t>
+        <w:t xml:space="preserve">(a) Rebuild the entire personality</w:t>
       </w:r>
     </w:p>
     <w:p>
-      <w:pPr>
-        <w:spacing w:after="0" w:before="0"/>
-      </w:pPr>
       <w:r>
-        <w:rPr>
-          <w:b w:val="0"/>
-          <w:i w:val="0"/>
-          <w:sz w:val="21"/>
-        </w:rPr>
-        <w:t>Solution: Fever, tachycardia, and diffuse abdominal rigidity with guarding after bowel surgery suggest an anastomotic leak with peritonitis. A wound infection (b) is localized, atelectasis (c) is respiratory, and ileus (d) causes distension without rigidity or high fever.</w:t>
+        <w:t xml:space="preserve">(b) Restore the client to the pre-crisis level of functioning</w:t>
       </w:r>
     </w:p>
     <w:p>
-      <w:pPr>
-        <w:spacing w:after="0" w:before="0"/>
-      </w:pPr>
       <w:r>
-        <w:rPr>
-          <w:b w:val="0"/>
-          <w:i w:val="0"/>
-          <w:sz w:val="20"/>
-        </w:rPr>
-        <w:t>Positive Marks: 1</w:t>
+        <w:t xml:space="preserve">(c) Hospitalize the client indefinitely</w:t>
       </w:r>
     </w:p>
     <w:p>
-      <w:pPr>
-        <w:spacing w:after="160" w:before="0"/>
-      </w:pPr>
       <w:r>
-        <w:rPr>
-          <w:b w:val="0"/>
-          <w:i w:val="0"/>
-          <w:sz w:val="20"/>
-        </w:rPr>
-        <w:t>Negative Marks: 0.25</w:t>
+        <w:t xml:space="preserve">(d) Avoid discussing the crisis</w:t>
       </w:r>
     </w:p>
     <w:p>
-      <w:pPr>
-        <w:spacing w:after="40" w:before="120"/>
-      </w:pPr>
       <w:r>
-        <w:rPr>
-          <w:b w:val="0"/>
-          <w:i w:val="0"/>
-          <w:sz w:val="22"/>
-        </w:rPr>
-        <w:t>Question: A client who had an abdominoperineal resection asks about care of the permanent colostomy. Which instruction is correct?</w:t>
+        <w:t xml:space="preserve">Answer: b</w:t>
       </w:r>
     </w:p>
     <w:p>
-      <w:pPr>
-        <w:spacing w:after="0" w:before="0"/>
-      </w:pPr>
       <w:r>
-        <w:rPr>
-          <w:b w:val="0"/>
-          <w:i w:val="0"/>
-          <w:sz w:val="22"/>
-        </w:rPr>
-        <w:t>(a) The stoma will begin functioning within 24-48 hours</w:t>
+        <w:t xml:space="preserve">Solution: Crisis intervention is short-term and focuses on returning the client to the pre-crisis level of functioning and problem-solving.</w:t>
       </w:r>
     </w:p>
     <w:p>
-      <w:pPr>
-        <w:spacing w:after="0" w:before="0"/>
-      </w:pPr>
       <w:r>
-        <w:rPr>
-          <w:b w:val="0"/>
-          <w:i w:val="0"/>
-          <w:sz w:val="22"/>
-        </w:rPr>
-        <w:t>(b) Nothing should be inserted into the rectum</w:t>
+        <w:t xml:space="preserve">Positive Marks: 1</w:t>
       </w:r>
     </w:p>
     <w:p>
-      <w:pPr>
-        <w:spacing w:after="0" w:before="0"/>
-      </w:pPr>
       <w:r>
-        <w:rPr>
-          <w:b w:val="0"/>
-          <w:i w:val="0"/>
-          <w:sz w:val="22"/>
-        </w:rPr>
-        <w:t>(c) The colostomy is temporary and will be closed later</w:t>
+        <w:t xml:space="preserve">Negative Marks: 0.25</w:t>
       </w:r>
     </w:p>
     <w:p>
-      <w:pPr>
-        <w:spacing w:after="0" w:before="0"/>
-      </w:pPr>
       <w:r>
-        <w:rPr>
-          <w:b w:val="0"/>
-          <w:i w:val="0"/>
-          <w:sz w:val="22"/>
-        </w:rPr>
-        <w:t>(d) Irrigation is never needed for this type of colostomy</w:t>
+        <w:t xml:space="preserve"/>
       </w:r>
     </w:p>
     <w:p>
-      <w:pPr>
-        <w:spacing w:after="0" w:before="40"/>
-      </w:pPr>
       <w:r>
-        <w:rPr>
-          <w:b/>
-          <w:i w:val="0"/>
-          <w:sz w:val="22"/>
-        </w:rPr>
-        <w:t>Answer: b</w:t>
+        <w:t xml:space="preserve">Question: According to the national immunization schedule, the first dose of hepatitis B vaccine is given:</w:t>
       </w:r>
     </w:p>
     <w:p>
-      <w:pPr>
-        <w:spacing w:after="0" w:before="0"/>
-      </w:pPr>
       <w:r>
-        <w:rPr>
-          <w:b w:val="0"/>
-          <w:i w:val="0"/>
-          <w:sz w:val="21"/>
-        </w:rPr>
-        <w:t>Solution: After abdominoperineal resection the rectum is removed, so nothing—thermometers, suppositories, or enemas—may be inserted into the rectal area. The colostomy is permanent (c is false), and stoma output typically begins in 2-5 days, not necessarily 24-48 hours (a).</w:t>
+        <w:t xml:space="preserve">(a) At 9 months</w:t>
       </w:r>
     </w:p>
     <w:p>
-      <w:pPr>
-        <w:spacing w:after="0" w:before="0"/>
-      </w:pPr>
       <w:r>
-        <w:rPr>
-          <w:b w:val="0"/>
-          <w:i w:val="0"/>
-          <w:sz w:val="20"/>
-        </w:rPr>
-        <w:t>Positive Marks: 1</w:t>
+        <w:t xml:space="preserve">(b) At 1 year</w:t>
       </w:r>
     </w:p>
     <w:p>
-      <w:pPr>
-        <w:spacing w:after="160" w:before="0"/>
-      </w:pPr>
       <w:r>
-        <w:rPr>
-          <w:b w:val="0"/>
-          <w:i w:val="0"/>
-          <w:sz w:val="20"/>
-        </w:rPr>
-        <w:t>Negative Marks: 0.25</w:t>
+        <w:t xml:space="preserve">(c) Within 24 hours of birth</w:t>
       </w:r>
     </w:p>
     <w:p>
-      <w:pPr>
-        <w:spacing w:after="40" w:before="120"/>
-      </w:pPr>
       <w:r>
-        <w:rPr>
-          <w:b w:val="0"/>
-          <w:i w:val="0"/>
-          <w:sz w:val="22"/>
-        </w:rPr>
-        <w:t>Question: Which technique is correct when reading a glass thermometer?</w:t>
+        <w:t xml:space="preserve">(d) Only to adults</w:t>
       </w:r>
     </w:p>
     <w:p>
-      <w:pPr>
-        <w:spacing w:after="0" w:before="0"/>
-      </w:pPr>
       <w:r>
-        <w:rPr>
-          <w:b w:val="0"/>
-          <w:i w:val="0"/>
-          <w:sz w:val="22"/>
-        </w:rPr>
-        <w:t>(a) Hold the bulb end and read the scale from the side</w:t>
+        <w:t xml:space="preserve">Answer: c</w:t>
       </w:r>
     </w:p>
     <w:p>
-      <w:pPr>
-        <w:spacing w:after="0" w:before="0"/>
-      </w:pPr>
       <w:r>
-        <w:rPr>
-          <w:b w:val="0"/>
-          <w:i w:val="0"/>
-          <w:sz w:val="22"/>
-        </w:rPr>
-        <w:t>(b) Hold the stem at eye level and rotate it until the mercury column is visible</w:t>
+        <w:t xml:space="preserve">Solution: Hepatitis B birth dose is given within 24 hours of birth to prevent perinatal transmission, followed by doses at 6, 10, and 14 weeks.</w:t>
       </w:r>
     </w:p>
     <w:p>
-      <w:pPr>
-        <w:spacing w:after="0" w:before="0"/>
-      </w:pPr>
       <w:r>
-        <w:rPr>
-          <w:b w:val="0"/>
-          <w:i w:val="0"/>
-          <w:sz w:val="22"/>
-        </w:rPr>
-        <w:t>(c) Read the thermometer with the bulb pointing downward</w:t>
+        <w:t xml:space="preserve">Positive Marks: 1</w:t>
       </w:r>
     </w:p>
     <w:p>
-      <w:pPr>
-        <w:spacing w:after="0" w:before="0"/>
-      </w:pPr>
       <w:r>
-        <w:rPr>
-          <w:b w:val="0"/>
-          <w:i w:val="0"/>
-          <w:sz w:val="22"/>
-        </w:rPr>
-        <w:t>(d) Shake the thermometer before every reading, including electronic ones</w:t>
+        <w:t xml:space="preserve">Negative Marks: 0.25</w:t>
       </w:r>
     </w:p>
     <w:p>
-      <w:pPr>
-        <w:spacing w:after="0" w:before="40"/>
-      </w:pPr>
       <w:r>
-        <w:rPr>
-          <w:b/>
-          <w:i w:val="0"/>
-          <w:sz w:val="22"/>
-        </w:rPr>
-        <w:t>Answer: b</w:t>
+        <w:t xml:space="preserve"/>
       </w:r>
     </w:p>
     <w:p>
-      <w:pPr>
-        <w:spacing w:after="0" w:before="0"/>
-      </w:pPr>
       <w:r>
-        <w:rPr>
-          <w:b w:val="0"/>
-          <w:i w:val="0"/>
-          <w:sz w:val="21"/>
-        </w:rPr>
-        <w:t>Solution: A glass thermometer is read at eye level, holding the stem and rotating it to see the mercury column clearly. The bulb (a) is not held for reading, and electronic thermometers (d) do not require shaking.</w:t>
+        <w:t xml:space="preserve">Question: The immediate treatment for a conscious client with hypoglycemia is:</w:t>
       </w:r>
     </w:p>
     <w:p>
-      <w:pPr>
-        <w:spacing w:after="0" w:before="0"/>
-      </w:pPr>
       <w:r>
-        <w:rPr>
-          <w:b w:val="0"/>
-          <w:i w:val="0"/>
-          <w:sz w:val="20"/>
-        </w:rPr>
-        <w:t>Positive Marks: 1</w:t>
+        <w:t xml:space="preserve">(a) 15-20 g of a fast-acting carbohydrate</w:t>
       </w:r>
     </w:p>
     <w:p>
-      <w:pPr>
-        <w:spacing w:after="160" w:before="0"/>
-      </w:pPr>
       <w:r>
-        <w:rPr>
-          <w:b w:val="0"/>
-          <w:i w:val="0"/>
-          <w:sz w:val="20"/>
-        </w:rPr>
-        <w:t>Negative Marks: 0.25</w:t>
+        <w:t xml:space="preserve">(b) A large fatty meal</w:t>
       </w:r>
     </w:p>
     <w:p>
-      <w:pPr>
-        <w:spacing w:after="40" w:before="120"/>
-      </w:pPr>
       <w:r>
-        <w:rPr>
-          <w:b w:val="0"/>
-          <w:i w:val="0"/>
-          <w:sz w:val="22"/>
-        </w:rPr>
-        <w:t>Question: A hot water bottle is ordered for a client with abdominal cramps. Which action is essential to prevent burns?</w:t>
+        <w:t xml:space="preserve">(c) An insulin injection</w:t>
       </w:r>
     </w:p>
     <w:p>
-      <w:pPr>
-        <w:spacing w:after="0" w:before="0"/>
-      </w:pPr>
       <w:r>
-        <w:rPr>
-          <w:b w:val="0"/>
-          <w:i w:val="0"/>
-          <w:sz w:val="22"/>
-        </w:rPr>
-        <w:t>(a) Fill the bottle completely with boiling water</w:t>
+        <w:t xml:space="preserve">(d) Plain water</w:t>
       </w:r>
     </w:p>
     <w:p>
-      <w:pPr>
-        <w:spacing w:after="0" w:before="0"/>
-      </w:pPr>
       <w:r>
-        <w:rPr>
-          <w:b w:val="0"/>
-          <w:i w:val="0"/>
-          <w:sz w:val="22"/>
-        </w:rPr>
-        <w:t>(b) Wrap the bottle in a cloth cover and check the skin frequently</w:t>
+        <w:t xml:space="preserve">Answer: a</w:t>
       </w:r>
     </w:p>
     <w:p>
-      <w:pPr>
-        <w:spacing w:after="0" w:before="0"/>
-      </w:pPr>
       <w:r>
-        <w:rPr>
-          <w:b w:val="0"/>
-          <w:i w:val="0"/>
-          <w:sz w:val="22"/>
-        </w:rPr>
-        <w:t>(c) Place the bottle directly on the bare abdomen</w:t>
+        <w:t xml:space="preserve">Solution: Fast-acting carbohydrate (glucose tablets, juice, or sugar) raises blood glucose quickly; insulin would worsen hypoglycemia.</w:t>
       </w:r>
     </w:p>
     <w:p>
-      <w:pPr>
-        <w:spacing w:after="0" w:before="0"/>
-      </w:pPr>
       <w:r>
-        <w:rPr>
-          <w:b w:val="0"/>
-          <w:i w:val="0"/>
-          <w:sz w:val="22"/>
-        </w:rPr>
-        <w:t>(d) Leave the bottle in place for 2 hours at a time</w:t>
+        <w:t xml:space="preserve">Positive Marks: 1</w:t>
       </w:r>
     </w:p>
     <w:p>
-      <w:pPr>
-        <w:spacing w:after="0" w:before="40"/>
-      </w:pPr>
       <w:r>
-        <w:rPr>
-          <w:b/>
-          <w:i w:val="0"/>
-          <w:sz w:val="22"/>
-        </w:rPr>
-        <w:t>Answer: b</w:t>
+        <w:t xml:space="preserve">Negative Marks: 0.25</w:t>
       </w:r>
     </w:p>
     <w:p>
-      <w:pPr>
-        <w:spacing w:after="0" w:before="0"/>
-      </w:pPr>
       <w:r>
-        <w:rPr>
-          <w:b w:val="0"/>
-          <w:i w:val="0"/>
-          <w:sz w:val="21"/>
-        </w:rPr>
-        <w:t>Solution: A hot water bottle must be wrapped in a cover and the underlying skin checked frequently because heat can cause burns, especially in clients with impaired sensation. It should be filled only half to two-thirds full with warm, not boiling, water (a), never placed on bare skin (c), and removed periodically (d).</w:t>
+        <w:t xml:space="preserve"/>
       </w:r>
     </w:p>
     <w:p>
-      <w:pPr>
-        <w:spacing w:after="0" w:before="0"/>
-      </w:pPr>
       <w:r>
-        <w:rPr>
-          <w:b w:val="0"/>
-          <w:i w:val="0"/>
-          <w:sz w:val="20"/>
-        </w:rPr>
-        <w:t>Positive Marks: 1</w:t>
+        <w:t xml:space="preserve">Question: Blood pressure is determined by:</w:t>
       </w:r>
     </w:p>
     <w:p>
-      <w:pPr>
-        <w:spacing w:after="160" w:before="0"/>
-      </w:pPr>
       <w:r>
-        <w:rPr>
-          <w:b w:val="0"/>
-          <w:i w:val="0"/>
-          <w:sz w:val="20"/>
-        </w:rPr>
-        <w:t>Negative Marks: 0.25</w:t>
+        <w:t xml:space="preserve">(a) Heart rate and stroke volume only</w:t>
       </w:r>
     </w:p>
     <w:p>
-      <w:pPr>
-        <w:spacing w:after="40" w:before="120"/>
-      </w:pPr>
       <w:r>
-        <w:rPr>
-          <w:b w:val="0"/>
-          <w:i w:val="0"/>
-          <w:sz w:val="22"/>
-        </w:rPr>
-        <w:t>Question: A nurse applies an ice cap to a client's knee after arthroscopy. How should the ice cap be used safely?</w:t>
+        <w:t xml:space="preserve">(b) Stroke volume and blood viscosity only</w:t>
       </w:r>
     </w:p>
     <w:p>
-      <w:pPr>
-        <w:spacing w:after="0" w:before="0"/>
-      </w:pPr>
       <w:r>
-        <w:rPr>
-          <w:b w:val="0"/>
-          <w:i w:val="0"/>
-          <w:sz w:val="22"/>
-        </w:rPr>
-        <w:t>(a) Leave it in place continuously for 2 hours</w:t>
+        <w:t xml:space="preserve">(c) Heart rate and blood viscosity only</w:t>
       </w:r>
     </w:p>
     <w:p>
-      <w:pPr>
-        <w:spacing w:after="0" w:before="0"/>
-      </w:pPr>
       <w:r>
-        <w:rPr>
-          <w:b w:val="0"/>
-          <w:i w:val="0"/>
-          <w:sz w:val="22"/>
-        </w:rPr>
-        <w:t>(b) Wrap it in a cover and remove it after 20-30 minutes</w:t>
+        <w:t xml:space="preserve">(d) Cardiac output and peripheral resistance</w:t>
       </w:r>
     </w:p>
     <w:p>
-      <w:pPr>
-        <w:spacing w:after="0" w:before="0"/>
-      </w:pPr>
       <w:r>
-        <w:rPr>
-          <w:b w:val="0"/>
-          <w:i w:val="0"/>
-          <w:sz w:val="22"/>
-        </w:rPr>
-        <w:t>(c) Apply it directly on the skin to maximize the effect</w:t>
+        <w:t xml:space="preserve">Answer: d</w:t>
       </w:r>
     </w:p>
     <w:p>
-      <w:pPr>
-        <w:spacing w:after="0" w:before="0"/>
-      </w:pPr>
       <w:r>
-        <w:rPr>
-          <w:b w:val="0"/>
-          <w:i w:val="0"/>
-          <w:sz w:val="22"/>
-        </w:rPr>
-        <w:t>(d) Fill it with hot water and place it over the dressing</w:t>
+        <w:t xml:space="preserve">Solution: Blood pressure = cardiac output x peripheral resistance. Cardiac output is heart rate times stroke volume.</w:t>
       </w:r>
     </w:p>
     <w:p>
-      <w:pPr>
-        <w:spacing w:after="0" w:before="40"/>
-      </w:pPr>
       <w:r>
-        <w:rPr>
-          <w:b/>
-          <w:i w:val="0"/>
-          <w:sz w:val="22"/>
-        </w:rPr>
-        <w:t>Answer: b</w:t>
+        <w:t xml:space="preserve">Positive Marks: 1</w:t>
       </w:r>
     </w:p>
     <w:p>
-      <w:pPr>
-        <w:spacing w:after="0" w:before="0"/>
-      </w:pPr>
       <w:r>
-        <w:rPr>
-          <w:b w:val="0"/>
-          <w:i w:val="0"/>
-          <w:sz w:val="21"/>
-        </w:rPr>
-        <w:t>Solution: An ice cap is wrapped in a cover and applied for no more than 20-30 minutes at a time to prevent tissue damage from prolonged vasoconstriction. Continuous application (a) or direct skin contact (c) can cause cold injury; hot water (d) is the opposite of an ice cap.</w:t>
+        <w:t xml:space="preserve">Negative Marks: 0.25</w:t>
       </w:r>
     </w:p>
     <w:p>
-      <w:pPr>
-        <w:spacing w:after="0" w:before="0"/>
-      </w:pPr>
       <w:r>
-        <w:rPr>
-          <w:b w:val="0"/>
-          <w:i w:val="0"/>
-          <w:sz w:val="20"/>
-        </w:rPr>
-        <w:t>Positive Marks: 1</w:t>
+        <w:t xml:space="preserve"/>
       </w:r>
     </w:p>
     <w:p>
-      <w:pPr>
-        <w:spacing w:after="160" w:before="0"/>
-      </w:pPr>
       <w:r>
-        <w:rPr>
-          <w:b w:val="0"/>
-          <w:i w:val="0"/>
-          <w:sz w:val="20"/>
-        </w:rPr>
-        <w:t>Negative Marks: 0.25</w:t>
+        <w:t xml:space="preserve">Question: Deficiency of vitamin A primarily causes:</w:t>
       </w:r>
     </w:p>
     <w:p>
-      <w:pPr>
-        <w:spacing w:after="40" w:before="120"/>
-      </w:pPr>
       <w:r>
-        <w:rPr>
-          <w:b w:val="0"/>
-          <w:i w:val="0"/>
-          <w:sz w:val="22"/>
-        </w:rPr>
-        <w:t>Question: A nurse measures the fundal height of a client at 24 weeks of gestation. Which measurement is expected?</w:t>
+        <w:t xml:space="preserve">(a) Beriberi</w:t>
       </w:r>
     </w:p>
     <w:p>
-      <w:pPr>
-        <w:spacing w:after="0" w:before="0"/>
-      </w:pPr>
       <w:r>
-        <w:rPr>
-          <w:b w:val="0"/>
-          <w:i w:val="0"/>
-          <w:sz w:val="22"/>
-        </w:rPr>
-        <w:t>(a) 18 cm</w:t>
+        <w:t xml:space="preserve">(b) Night blindness and xerophthalmia</w:t>
       </w:r>
     </w:p>
     <w:p>
-      <w:pPr>
-        <w:spacing w:after="0" w:before="0"/>
-      </w:pPr>
       <w:r>
-        <w:rPr>
-          <w:b w:val="0"/>
-          <w:i w:val="0"/>
-          <w:sz w:val="22"/>
-        </w:rPr>
-        <w:t>(b) 20 cm</w:t>
+        <w:t xml:space="preserve">(c) Scurvy</w:t>
       </w:r>
     </w:p>
     <w:p>
-      <w:pPr>
-        <w:spacing w:after="0" w:before="0"/>
-      </w:pPr>
       <w:r>
-        <w:rPr>
-          <w:b w:val="0"/>
-          <w:i w:val="0"/>
-          <w:sz w:val="22"/>
-        </w:rPr>
-        <w:t>(c) 24 cm</w:t>
+        <w:t xml:space="preserve">(d) Goiter</w:t>
       </w:r>
     </w:p>
     <w:p>
-      <w:pPr>
-        <w:spacing w:after="0" w:before="0"/>
-      </w:pPr>
       <w:r>
-        <w:rPr>
-          <w:b w:val="0"/>
-          <w:i w:val="0"/>
-          <w:sz w:val="22"/>
-        </w:rPr>
-        <w:t>(d) 30 cm</w:t>
+        <w:t xml:space="preserve">Answer: b</w:t>
       </w:r>
     </w:p>
     <w:p>
-      <w:pPr>
-        <w:spacing w:after="0" w:before="40"/>
-      </w:pPr>
       <w:r>
-        <w:rPr>
-          <w:b/>
-          <w:i w:val="0"/>
-          <w:sz w:val="22"/>
-        </w:rPr>
-        <w:t>Answer: c</w:t>
+        <w:t xml:space="preserve">Solution: Vitamin A deficiency causes night blindness, dry eyes (xerophthalmia), and corneal damage; it is a leading cause of preventable blindness.</w:t>
       </w:r>
     </w:p>
     <w:p>
-      <w:pPr>
-        <w:spacing w:after="0" w:before="0"/>
-      </w:pPr>
       <w:r>
-        <w:rPr>
-          <w:b w:val="0"/>
-          <w:i w:val="0"/>
-          <w:sz w:val="21"/>
-        </w:rPr>
-        <w:t>Solution: After 20 weeks, the fundal height in centimetres approximates the weeks of gestation (within 2 cm), so at 24 weeks it should be about 24 cm. The other values do not match this gestational age.</w:t>
+        <w:t xml:space="preserve">Positive Marks: 1</w:t>
       </w:r>
     </w:p>
     <w:p>
-      <w:pPr>
-        <w:spacing w:after="0" w:before="0"/>
-      </w:pPr>
       <w:r>
-        <w:rPr>
-          <w:b w:val="0"/>
-          <w:i w:val="0"/>
-          <w:sz w:val="20"/>
-        </w:rPr>
-        <w:t>Positive Marks: 1</w:t>
+        <w:t xml:space="preserve">Negative Marks: 0.25</w:t>
       </w:r>
     </w:p>
     <w:p>
-      <w:pPr>
-        <w:spacing w:after="160" w:before="0"/>
-      </w:pPr>
       <w:r>
-        <w:rPr>
-          <w:b w:val="0"/>
-          <w:i w:val="0"/>
-          <w:sz w:val="20"/>
-        </w:rPr>
-        <w:t>Negative Marks: 0.25</w:t>
+        <w:t xml:space="preserve"/>
       </w:r>
     </w:p>
     <w:p>
-      <w:pPr>
-        <w:spacing w:after="40" w:before="120"/>
-      </w:pPr>
       <w:r>
-        <w:rPr>
-          <w:b w:val="0"/>
-          <w:i w:val="0"/>
-          <w:sz w:val="22"/>
-        </w:rPr>
-        <w:t>Question: At 32 weeks of gestation with a cephalic presentation, where is the fetal heart best heard?</w:t>
+        <w:t xml:space="preserve">Question: Standard precautions apply to:</w:t>
       </w:r>
     </w:p>
     <w:p>
-      <w:pPr>
-        <w:spacing w:after="0" w:before="0"/>
-      </w:pPr>
       <w:r>
-        <w:rPr>
-          <w:b w:val="0"/>
-          <w:i w:val="0"/>
-          <w:sz w:val="22"/>
-        </w:rPr>
-        <w:t>(a) In the upper right quadrant of the abdomen</w:t>
+        <w:t xml:space="preserve">(a) Only clients with diagnosed infections</w:t>
       </w:r>
     </w:p>
     <w:p>
-      <w:pPr>
-        <w:spacing w:after="0" w:before="0"/>
-      </w:pPr>
       <w:r>
-        <w:rPr>
-          <w:b w:val="0"/>
-          <w:i w:val="0"/>
-          <w:sz w:val="22"/>
-        </w:rPr>
-        <w:t>(b) In a lower abdominal quadrant, below the umbilicus</w:t>
+        <w:t xml:space="preserve">(b) Only surgical clients</w:t>
       </w:r>
     </w:p>
     <w:p>
-      <w:pPr>
-        <w:spacing w:after="0" w:before="0"/>
-      </w:pPr>
       <w:r>
-        <w:rPr>
-          <w:b w:val="0"/>
-          <w:i w:val="0"/>
-          <w:sz w:val="22"/>
-        </w:rPr>
-        <w:t>(c) At the level of the xiphoid process</w:t>
+        <w:t xml:space="preserve">(c) All clients regardless of diagnosis</w:t>
       </w:r>
     </w:p>
     <w:p>
-      <w:pPr>
-        <w:spacing w:after="0" w:before="0"/>
-      </w:pPr>
       <w:r>
-        <w:rPr>
-          <w:b w:val="0"/>
-          <w:i w:val="0"/>
-          <w:sz w:val="22"/>
-        </w:rPr>
-        <w:t>(d) In the left upper quadrant near the ribs</w:t>
+        <w:t xml:space="preserve">(d) Only pediatric clients</w:t>
       </w:r>
     </w:p>
     <w:p>
-      <w:pPr>
-        <w:spacing w:after="0" w:before="40"/>
-      </w:pPr>
       <w:r>
-        <w:rPr>
-          <w:b/>
-          <w:i w:val="0"/>
-          <w:sz w:val="22"/>
-        </w:rPr>
-        <w:t>Answer: b</w:t>
+        <w:t xml:space="preserve">Answer: c</w:t>
       </w:r>
     </w:p>
     <w:p>
-      <w:pPr>
-        <w:spacing w:after="0" w:before="0"/>
-      </w:pPr>
       <w:r>
-        <w:rPr>
-          <w:b w:val="0"/>
-          <w:i w:val="0"/>
-          <w:sz w:val="21"/>
-        </w:rPr>
-        <w:t>Solution: With a cephalic presentation, the fetal back lies laterally and the fetal heart is heard best in the lower abdominal quadrant below the umbilicus on the side of the fetal back. Upper-quadrant sites (a, c, d) correspond to breech or transverse presentations.</w:t>
+        <w:t xml:space="preserve">Solution: Standard precautions are used for every client because infections may be present before diagnosis.</w:t>
       </w:r>
     </w:p>
     <w:p>
-      <w:pPr>
-        <w:spacing w:after="0" w:before="0"/>
-      </w:pPr>
       <w:r>
-        <w:rPr>
-          <w:b w:val="0"/>
-          <w:i w:val="0"/>
-          <w:sz w:val="20"/>
-        </w:rPr>
-        <w:t>Positive Marks: 1</w:t>
+        <w:t xml:space="preserve">Positive Marks: 1</w:t>
       </w:r>
     </w:p>
     <w:p>
-      <w:pPr>
-        <w:spacing w:after="160" w:before="0"/>
-      </w:pPr>
       <w:r>
-        <w:rPr>
-          <w:b w:val="0"/>
-          <w:i w:val="0"/>
-          <w:sz w:val="20"/>
-        </w:rPr>
-        <w:t>Negative Marks: 0.25</w:t>
+        <w:t xml:space="preserve">Negative Marks: 0.25</w:t>
       </w:r>
     </w:p>
     <w:p>
-      <w:pPr>
-        <w:spacing w:after="40" w:before="120"/>
-      </w:pPr>
       <w:r>
-        <w:rPr>
-          <w:b w:val="0"/>
-          <w:i w:val="0"/>
-          <w:sz w:val="22"/>
-        </w:rPr>
-        <w:t>Question: A nonstress test is interpreted as reactive when:</w:t>
+        <w:t xml:space="preserve">Question: During an acute exacerbation of ulcerative colitis, the client's diet should be:</w:t>
       </w:r>
     </w:p>
     <w:p>
-      <w:pPr>
-        <w:spacing w:after="0" w:before="0"/>
-      </w:pPr>
       <w:r>
-        <w:rPr>
-          <w:b w:val="0"/>
-          <w:i w:val="0"/>
-          <w:sz w:val="22"/>
-        </w:rPr>
-        <w:t>(a) The fetal heart rate is 120 bpm with no variability</w:t>
+        <w:t xml:space="preserve">(a) Low-fiber, high-protein with small frequent meals</w:t>
       </w:r>
     </w:p>
     <w:p>
-      <w:pPr>
-        <w:spacing w:after="0" w:before="0"/>
-      </w:pPr>
       <w:r>
-        <w:rPr>
-          <w:b w:val="0"/>
-          <w:i w:val="0"/>
-          <w:sz w:val="22"/>
-        </w:rPr>
-        <w:t>(b) At least two accelerations of 15 bpm lasting 15 seconds occur in 20 minutes</w:t>
+        <w:t xml:space="preserve">(b) High-fiber with raw vegetables</w:t>
       </w:r>
     </w:p>
     <w:p>
-      <w:pPr>
-        <w:spacing w:after="0" w:before="0"/>
-      </w:pPr>
       <w:r>
-        <w:rPr>
-          <w:b w:val="0"/>
-          <w:i w:val="0"/>
-          <w:sz w:val="22"/>
-        </w:rPr>
-        <w:t>(c) Late decelerations are present with each contraction</w:t>
+        <w:t xml:space="preserve">(c) Spicy fried foods</w:t>
       </w:r>
     </w:p>
     <w:p>
-      <w:pPr>
-        <w:spacing w:after="0" w:before="0"/>
-      </w:pPr>
       <w:r>
-        <w:rPr>
-          <w:b w:val="0"/>
-          <w:i w:val="0"/>
-          <w:sz w:val="22"/>
-        </w:rPr>
-        <w:t>(d) Fetal movement causes no change in the heart rate</w:t>
+        <w:t xml:space="preserve">(d) Whole grains only</w:t>
       </w:r>
     </w:p>
     <w:p>
-      <w:pPr>
-        <w:spacing w:after="0" w:before="40"/>
-      </w:pPr>
       <w:r>
-        <w:rPr>
-          <w:b/>
-          <w:i w:val="0"/>
-          <w:sz w:val="22"/>
-        </w:rPr>
-        <w:t>Answer: b</w:t>
+        <w:t xml:space="preserve">Answer: a</w:t>
       </w:r>
     </w:p>
     <w:p>
-      <w:pPr>
-        <w:spacing w:after="0" w:before="0"/>
-      </w:pPr>
       <w:r>
-        <w:rPr>
-          <w:b w:val="0"/>
-          <w:i w:val="0"/>
-          <w:sz w:val="21"/>
-        </w:rPr>
-        <w:t>Solution: A reactive NST shows at least two fetal heart rate accelerations of 15 bpm above baseline, each lasting 15 seconds, within a 20-minute window. The other findings describe a nonreassuring or nonreactive tracing.</w:t>
+        <w:t xml:space="preserve">Solution: Low-fiber, high-protein, small frequent meals reduce bowel irritation; high-fiber and spicy foods worsen diarrhea and cramping.</w:t>
       </w:r>
     </w:p>
     <w:p>
-      <w:pPr>
-        <w:spacing w:after="0" w:before="0"/>
-      </w:pPr>
       <w:r>
-        <w:rPr>
-          <w:b w:val="0"/>
-          <w:i w:val="0"/>
-          <w:sz w:val="20"/>
-        </w:rPr>
-        <w:t>Positive Marks: 1</w:t>
+        <w:t xml:space="preserve">Positive Marks: 1</w:t>
       </w:r>
     </w:p>
     <w:p>
-      <w:pPr>
-        <w:spacing w:after="160" w:before="0"/>
-      </w:pPr>
       <w:r>
-        <w:rPr>
-          <w:b w:val="0"/>
-          <w:i w:val="0"/>
-          <w:sz w:val="20"/>
-        </w:rPr>
-        <w:t>Negative Marks: 0.25</w:t>
+        <w:t xml:space="preserve">Negative Marks: 0.25</w:t>
       </w:r>
     </w:p>
     <w:p>
-      <w:pPr>
-        <w:spacing w:after="40" w:before="120"/>
-      </w:pPr>
       <w:r>
-        <w:rPr>
-          <w:b w:val="0"/>
-          <w:i w:val="0"/>
-          <w:sz w:val="22"/>
-        </w:rPr>
-        <w:t>Question: A client reports intense fear of leaving home alone because of panic attacks in crowded places. Which disorder best fits this presentation?</w:t>
+        <w:t xml:space="preserve"/>
       </w:r>
     </w:p>
     <w:p>
-      <w:pPr>
-        <w:spacing w:after="0" w:before="0"/>
-      </w:pPr>
       <w:r>
-        <w:rPr>
-          <w:b w:val="0"/>
-          <w:i w:val="0"/>
-          <w:sz w:val="22"/>
-        </w:rPr>
-        <w:t>(a) Agoraphobia</w:t>
+        <w:t xml:space="preserve">Question: Used needles should be disposed of:</w:t>
       </w:r>
     </w:p>
     <w:p>
-      <w:pPr>
-        <w:spacing w:after="0" w:before="0"/>
-      </w:pPr>
       <w:r>
-        <w:rPr>
-          <w:b w:val="0"/>
-          <w:i w:val="0"/>
-          <w:sz w:val="22"/>
-        </w:rPr>
-        <w:t>(b) Social anxiety disorder</w:t>
+        <w:t xml:space="preserve">(a) In regular trash bins</w:t>
       </w:r>
     </w:p>
     <w:p>
-      <w:pPr>
-        <w:spacing w:after="0" w:before="0"/>
-      </w:pPr>
       <w:r>
-        <w:rPr>
-          <w:b w:val="0"/>
-          <w:i w:val="0"/>
-          <w:sz w:val="22"/>
-        </w:rPr>
-        <w:t>(c) Claustrophobia</w:t>
+        <w:t xml:space="preserve">(b) Recapped and thrown into the wastebasket</w:t>
       </w:r>
     </w:p>
     <w:p>
-      <w:pPr>
-        <w:spacing w:after="0" w:before="0"/>
-      </w:pPr>
       <w:r>
-        <w:rPr>
-          <w:b w:val="0"/>
-          <w:i w:val="0"/>
-          <w:sz w:val="22"/>
-        </w:rPr>
-        <w:t>(d) Acrophobia</w:t>
+        <w:t xml:space="preserve">(c) Bent before disposal</w:t>
       </w:r>
     </w:p>
     <w:p>
-      <w:pPr>
-        <w:spacing w:after="0" w:before="40"/>
-      </w:pPr>
       <w:r>
-        <w:rPr>
-          <w:b/>
-          <w:i w:val="0"/>
-          <w:sz w:val="22"/>
-        </w:rPr>
-        <w:t>Answer: a</w:t>
+        <w:t xml:space="preserve">(d) In puncture-proof sharps containers immediately after use</w:t>
       </w:r>
     </w:p>
     <w:p>
-      <w:pPr>
-        <w:spacing w:after="0" w:before="0"/>
-      </w:pPr>
       <w:r>
-        <w:rPr>
-          <w:b w:val="0"/>
-          <w:i w:val="0"/>
-          <w:sz w:val="21"/>
-        </w:rPr>
-        <w:t>Solution: Agoraphobia is the fear of being in places or situations from which escape might be difficult or embarrassing, such as crowds or being outside alone. Social anxiety (b) is fear of scrutiny, claustrophobia (c) of enclosed spaces, and acrophobia (d) of heights.</w:t>
+        <w:t xml:space="preserve">Answer: d</w:t>
       </w:r>
     </w:p>
     <w:p>
-      <w:pPr>
-        <w:spacing w:after="0" w:before="0"/>
-      </w:pPr>
       <w:r>
-        <w:rPr>
-          <w:b w:val="0"/>
-          <w:i w:val="0"/>
-          <w:sz w:val="20"/>
-        </w:rPr>
-        <w:t>Positive Marks: 1</w:t>
+        <w:t xml:space="preserve">Solution: Needles go directly into puncture-proof sharps containers — never recapped, bent, or placed in regular trash — to prevent needlestick injury.</w:t>
       </w:r>
     </w:p>
     <w:p>
-      <w:pPr>
-        <w:spacing w:after="160" w:before="0"/>
-      </w:pPr>
       <w:r>
-        <w:rPr>
-          <w:b w:val="0"/>
-          <w:i w:val="0"/>
-          <w:sz w:val="20"/>
-        </w:rPr>
-        <w:t>Negative Marks: 0.25</w:t>
+        <w:t xml:space="preserve">Positive Marks: 1</w:t>
       </w:r>
     </w:p>
     <w:p>
-      <w:pPr>
-        <w:spacing w:after="40" w:before="120"/>
-      </w:pPr>
       <w:r>
-        <w:rPr>
-          <w:b w:val="0"/>
-          <w:i w:val="0"/>
-          <w:sz w:val="22"/>
-        </w:rPr>
-        <w:t>Question: A client develops sudden blindness after a family tragedy, but neurological and eye examinations reveal no organic cause. Which disorder is most consistent?</w:t>
+        <w:t xml:space="preserve">Negative Marks: 0.25</w:t>
       </w:r>
     </w:p>
     <w:p>
-      <w:pPr>
-        <w:spacing w:after="0" w:before="0"/>
-      </w:pPr>
       <w:r>
-        <w:rPr>
-          <w:b w:val="0"/>
-          <w:i w:val="0"/>
-          <w:sz w:val="22"/>
-        </w:rPr>
-        <w:t>(a) Conversion disorder</w:t>
+        <w:t xml:space="preserve"/>
       </w:r>
     </w:p>
     <w:p>
-      <w:pPr>
-        <w:spacing w:after="0" w:before="0"/>
-      </w:pPr>
       <w:r>
-        <w:rPr>
-          <w:b w:val="0"/>
-          <w:i w:val="0"/>
-          <w:sz w:val="22"/>
-        </w:rPr>
-        <w:t>(b) Malingering</w:t>
+        <w:t xml:space="preserve">Question: Leopold's maneuvers are performed to:</w:t>
       </w:r>
     </w:p>
     <w:p>
-      <w:pPr>
-        <w:spacing w:after="0" w:before="0"/>
-      </w:pPr>
       <w:r>
-        <w:rPr>
-          <w:b w:val="0"/>
-          <w:i w:val="0"/>
-          <w:sz w:val="22"/>
-        </w:rPr>
-        <w:t>(c) Somatic symptom disorder</w:t>
+        <w:t xml:space="preserve">(a) Measure blood pressure</w:t>
       </w:r>
     </w:p>
     <w:p>
-      <w:pPr>
-        <w:spacing w:after="0" w:before="0"/>
-      </w:pPr>
       <w:r>
-        <w:rPr>
-          <w:b w:val="0"/>
-          <w:i w:val="0"/>
-          <w:sz w:val="22"/>
-        </w:rPr>
-        <w:t>(d) Factitious disorder</w:t>
+        <w:t xml:space="preserve">(b) Determine fetal lie, presentation, and position</w:t>
       </w:r>
     </w:p>
     <w:p>
-      <w:pPr>
-        <w:spacing w:after="0" w:before="40"/>
-      </w:pPr>
       <w:r>
-        <w:rPr>
-          <w:b/>
-          <w:i w:val="0"/>
-          <w:sz w:val="22"/>
-        </w:rPr>
-        <w:t>Answer: a</w:t>
+        <w:t xml:space="preserve">(c) Assess fetal heart sounds only</w:t>
       </w:r>
     </w:p>
     <w:p>
-      <w:pPr>
-        <w:spacing w:after="0" w:before="0"/>
-      </w:pPr>
       <w:r>
-        <w:rPr>
-          <w:b w:val="0"/>
-          <w:i w:val="0"/>
-          <w:sz w:val="21"/>
-        </w:rPr>
-        <w:t>Solution: Conversion disorder presents with neurological symptoms such as blindness that cannot be explained by medical disease and are linked to psychological stress. Malingering (b) involves intentional faking for external gain, and the client here is not consciously producing the symptom.</w:t>
+        <w:t xml:space="preserve">(d) Measure fundal weight</w:t>
       </w:r>
     </w:p>
     <w:p>
-      <w:pPr>
-        <w:spacing w:after="0" w:before="0"/>
-      </w:pPr>
       <w:r>
-        <w:rPr>
-          <w:b w:val="0"/>
-          <w:i w:val="0"/>
-          <w:sz w:val="20"/>
-        </w:rPr>
-        <w:t>Positive Marks: 1</w:t>
+        <w:t xml:space="preserve">Answer: b</w:t>
       </w:r>
     </w:p>
     <w:p>
-      <w:pPr>
-        <w:spacing w:after="160" w:before="0"/>
-      </w:pPr>
       <w:r>
-        <w:rPr>
-          <w:b w:val="0"/>
-          <w:i w:val="0"/>
-          <w:sz w:val="20"/>
-        </w:rPr>
-        <w:t>Negative Marks: 0.25</w:t>
+        <w:t xml:space="preserve">Solution: The four Leopold's maneuvers palpate the abdomen to identify fetal lie, presentation, position, and engagement.</w:t>
       </w:r>
     </w:p>
     <w:p>
-      <w:pPr>
-        <w:spacing w:after="40" w:before="120"/>
-      </w:pPr>
       <w:r>
-        <w:rPr>
-          <w:b w:val="0"/>
-          <w:i w:val="0"/>
-          <w:sz w:val="22"/>
-        </w:rPr>
-        <w:t>Question: The Denver Developmental Screening Test evaluates development in which four areas?</w:t>
+        <w:t xml:space="preserve">Positive Marks: 1</w:t>
       </w:r>
     </w:p>
     <w:p>
-      <w:pPr>
-        <w:spacing w:after="0" w:before="0"/>
-      </w:pPr>
       <w:r>
-        <w:rPr>
-          <w:b w:val="0"/>
-          <w:i w:val="0"/>
-          <w:sz w:val="22"/>
-        </w:rPr>
-        <w:t>(a) Gross motor, fine motor, language, and personal-social</w:t>
+        <w:t xml:space="preserve">Negative Marks: 0.25</w:t>
       </w:r>
     </w:p>
     <w:p>
-      <w:pPr>
-        <w:spacing w:after="0" w:before="0"/>
-      </w:pPr>
       <w:r>
-        <w:rPr>
-          <w:b w:val="0"/>
-          <w:i w:val="0"/>
-          <w:sz w:val="22"/>
-        </w:rPr>
-        <w:t>(b) Vision, hearing, taste, and touch</w:t>
+        <w:t xml:space="preserve"/>
       </w:r>
     </w:p>
     <w:p>
-      <w:pPr>
-        <w:spacing w:after="0" w:before="0"/>
-      </w:pPr>
       <w:r>
-        <w:rPr>
-          <w:b w:val="0"/>
-          <w:i w:val="0"/>
-          <w:sz w:val="22"/>
-        </w:rPr>
-        <w:t>(c) Weight, height, head circumference, and chest circumference</w:t>
+        <w:t xml:space="preserve">Question: The purpose of plotting a child's weight on a growth chart is to:</w:t>
       </w:r>
     </w:p>
     <w:p>
-      <w:pPr>
-        <w:spacing w:after="0" w:before="0"/>
-      </w:pPr>
       <w:r>
-        <w:rPr>
-          <w:b w:val="0"/>
-          <w:i w:val="0"/>
-          <w:sz w:val="22"/>
-        </w:rPr>
-        <w:t>(d) Cognition, memory, attention, and perception</w:t>
+        <w:t xml:space="preserve">(a) Predict adult height exactly</w:t>
       </w:r>
     </w:p>
     <w:p>
-      <w:pPr>
-        <w:spacing w:after="0" w:before="40"/>
-      </w:pPr>
       <w:r>
-        <w:rPr>
-          <w:b/>
-          <w:i w:val="0"/>
-          <w:sz w:val="22"/>
-        </w:rPr>
-        <w:t>Answer: a</w:t>
+        <w:t xml:space="preserve">(b) Diagnose infections</w:t>
       </w:r>
     </w:p>
     <w:p>
-      <w:pPr>
-        <w:spacing w:after="0" w:before="0"/>
-      </w:pPr>
       <w:r>
-        <w:rPr>
-          <w:b w:val="0"/>
-          <w:i w:val="0"/>
-          <w:sz w:val="21"/>
-        </w:rPr>
-        <w:t>Solution: The DDST assesses four domains: gross motor, fine motor-adaptive, language, and personal-social development. The other options list physical measures or cognitive constructs not assessed by this tool.</w:t>
+        <w:t xml:space="preserve">(c) Detect growth faltering early</w:t>
       </w:r>
     </w:p>
     <w:p>
-      <w:pPr>
-        <w:spacing w:after="0" w:before="0"/>
-      </w:pPr>
       <w:r>
-        <w:rPr>
-          <w:b w:val="0"/>
-          <w:i w:val="0"/>
-          <w:sz w:val="20"/>
-        </w:rPr>
-        <w:t>Positive Marks: 1</w:t>
+        <w:t xml:space="preserve">(d) Replace the need for immunization</w:t>
       </w:r>
     </w:p>
     <w:p>
-      <w:pPr>
-        <w:spacing w:after="160" w:before="0"/>
-      </w:pPr>
       <w:r>
-        <w:rPr>
-          <w:b w:val="0"/>
-          <w:i w:val="0"/>
-          <w:sz w:val="20"/>
-        </w:rPr>
-        <w:t>Negative Marks: 0.25</w:t>
+        <w:t xml:space="preserve">Answer: c</w:t>
       </w:r>
     </w:p>
     <w:p>
-      <w:pPr>
-        <w:spacing w:after="40" w:before="120"/>
-      </w:pPr>
       <w:r>
-        <w:rPr>
-          <w:b w:val="0"/>
-          <w:i w:val="0"/>
-          <w:sz w:val="22"/>
-        </w:rPr>
-        <w:t>Question: A nurse holds a newborn upright with the soles of the feet touching a firm surface, and the infant makes stepping movements. This response is the:</w:t>
+        <w:t xml:space="preserve">Solution: Serial weight plotting reveals growth faltering early so nutrition problems are corrected before severe malnutrition develops.</w:t>
       </w:r>
     </w:p>
     <w:p>
-      <w:pPr>
-        <w:spacing w:after="0" w:before="0"/>
-      </w:pPr>
       <w:r>
-        <w:rPr>
-          <w:b w:val="0"/>
-          <w:i w:val="0"/>
-          <w:sz w:val="22"/>
-        </w:rPr>
-        <w:t>(a) Moro reflex</w:t>
+        <w:t xml:space="preserve">Positive Marks: 1</w:t>
       </w:r>
     </w:p>
     <w:p>
-      <w:pPr>
-        <w:spacing w:after="0" w:before="0"/>
-      </w:pPr>
       <w:r>
-        <w:rPr>
-          <w:b w:val="0"/>
-          <w:i w:val="0"/>
-          <w:sz w:val="22"/>
-        </w:rPr>
-        <w:t>(b) Stepping reflex</w:t>
+        <w:t xml:space="preserve">Negative Marks: 0.25</w:t>
       </w:r>
     </w:p>
     <w:p>
-      <w:pPr>
-        <w:spacing w:after="0" w:before="0"/>
-      </w:pPr>
       <w:r>
-        <w:rPr>
-          <w:b w:val="0"/>
-          <w:i w:val="0"/>
-          <w:sz w:val="22"/>
-        </w:rPr>
-        <w:t>(c) Babinski reflex</w:t>
+        <w:t xml:space="preserve"/>
       </w:r>
     </w:p>
     <w:p>
-      <w:pPr>
-        <w:spacing w:after="0" w:before="0"/>
-      </w:pPr>
       <w:r>
-        <w:rPr>
-          <w:b w:val="0"/>
-          <w:i w:val="0"/>
-          <w:sz w:val="22"/>
-        </w:rPr>
-        <w:t>(d) Palmar grasp reflex</w:t>
+        <w:t xml:space="preserve">Question: The most important question a nurse should ask a depressed client is:</w:t>
       </w:r>
     </w:p>
     <w:p>
-      <w:pPr>
-        <w:spacing w:after="0" w:before="40"/>
-      </w:pPr>
       <w:r>
-        <w:rPr>
-          <w:b/>
-          <w:i w:val="0"/>
-          <w:sz w:val="22"/>
-        </w:rPr>
-        <w:t>Answer: b</w:t>
+        <w:t xml:space="preserve">(a) "Have you thought about harming yourself?"</w:t>
       </w:r>
     </w:p>
     <w:p>
-      <w:pPr>
-        <w:spacing w:after="0" w:before="0"/>
-      </w:pPr>
       <w:r>
-        <w:rPr>
-          <w:b w:val="0"/>
-          <w:i w:val="0"/>
-          <w:sz w:val="21"/>
-        </w:rPr>
-        <w:t>Solution: The stepping (walking) reflex is elicited by holding the infant upright with the feet on a surface, producing rhythmic stepping movements; it normally disappears around 6 weeks to 3 months. Moro (a) is the startle response, and palmar grasp (d) is hand flexion.</w:t>
+        <w:t xml:space="preserve">(b) "Do you eat well?"</w:t>
       </w:r>
     </w:p>
     <w:p>
-      <w:pPr>
-        <w:spacing w:after="0" w:before="0"/>
-      </w:pPr>
       <w:r>
-        <w:rPr>
-          <w:b w:val="0"/>
-          <w:i w:val="0"/>
-          <w:sz w:val="20"/>
-        </w:rPr>
-        <w:t>Positive Marks: 1</w:t>
+        <w:t xml:space="preserve">(c) "How is your sleep?"</w:t>
       </w:r>
     </w:p>
     <w:p>
-      <w:pPr>
-        <w:spacing w:after="160" w:before="0"/>
-      </w:pPr>
       <w:r>
-        <w:rPr>
-          <w:b w:val="0"/>
-          <w:i w:val="0"/>
-          <w:sz w:val="20"/>
-        </w:rPr>
-        <w:t>Negative Marks: 0.25</w:t>
+        <w:t xml:space="preserve">(d) "Do you like your job?"</w:t>
       </w:r>
     </w:p>
     <w:p>
-      <w:pPr>
-        <w:spacing w:after="40" w:before="120"/>
-      </w:pPr>
       <w:r>
-        <w:rPr>
-          <w:b w:val="0"/>
-          <w:i w:val="0"/>
-          <w:sz w:val="22"/>
-        </w:rPr>
-        <w:t>Question: The study of the distribution and determinants of health-related states and events in specified populations is called:</w:t>
+        <w:t xml:space="preserve">Answer: a</w:t>
       </w:r>
     </w:p>
     <w:p>
-      <w:pPr>
-        <w:spacing w:after="0" w:before="0"/>
-      </w:pPr>
       <w:r>
-        <w:rPr>
-          <w:b w:val="0"/>
-          <w:i w:val="0"/>
-          <w:sz w:val="22"/>
-        </w:rPr>
-        <w:t>(a) Epidemiology</w:t>
+        <w:t xml:space="preserve">Solution: Directly asking about suicidal thoughts does not provoke suicide; it identifies risk so protective measures can be taken.</w:t>
       </w:r>
     </w:p>
     <w:p>
-      <w:pPr>
-        <w:spacing w:after="0" w:before="0"/>
-      </w:pPr>
       <w:r>
-        <w:rPr>
-          <w:b w:val="0"/>
-          <w:i w:val="0"/>
-          <w:sz w:val="22"/>
-        </w:rPr>
-        <w:t>(b) Demography</w:t>
+        <w:t xml:space="preserve">Positive Marks: 1</w:t>
       </w:r>
     </w:p>
     <w:p>
-      <w:pPr>
-        <w:spacing w:after="0" w:before="0"/>
-      </w:pPr>
       <w:r>
-        <w:rPr>
-          <w:b w:val="0"/>
-          <w:i w:val="0"/>
-          <w:sz w:val="22"/>
-        </w:rPr>
-        <w:t>(c) Biostatistics</w:t>
+        <w:t xml:space="preserve">Negative Marks: 0.25</w:t>
       </w:r>
     </w:p>
     <w:p>
-      <w:pPr>
-        <w:spacing w:after="0" w:before="0"/>
-      </w:pPr>
       <w:r>
-        <w:rPr>
-          <w:b w:val="0"/>
-          <w:i w:val="0"/>
-          <w:sz w:val="22"/>
-        </w:rPr>
-        <w:t>(d) Pathology</w:t>
+        <w:t xml:space="preserve"/>
       </w:r>
     </w:p>
     <w:p>
-      <w:pPr>
-        <w:spacing w:after="0" w:before="40"/>
-      </w:pPr>
       <w:r>
-        <w:rPr>
-          <w:b/>
-          <w:i w:val="0"/>
-          <w:sz w:val="22"/>
-        </w:rPr>
-        <w:t>Answer: a</w:t>
+        <w:t xml:space="preserve">Question: The first step in the health education process is:</w:t>
       </w:r>
     </w:p>
     <w:p>
-      <w:pPr>
-        <w:spacing w:after="0" w:before="0"/>
-      </w:pPr>
       <w:r>
-        <w:rPr>
-          <w:b w:val="0"/>
-          <w:i w:val="0"/>
-          <w:sz w:val="21"/>
-        </w:rPr>
-        <w:t>Solution: Epidemiology is the study of how often diseases occur in different groups and why—their distribution and determinants. Demography (b) studies population structure, biostatistics (c) applies statistics to health data, and pathology (d) studies disease mechanisms.</w:t>
+        <w:t xml:space="preserve">(a) Evaluation</w:t>
       </w:r>
     </w:p>
     <w:p>
-      <w:pPr>
-        <w:spacing w:after="0" w:before="0"/>
-      </w:pPr>
       <w:r>
-        <w:rPr>
-          <w:b w:val="0"/>
-          <w:i w:val="0"/>
-          <w:sz w:val="20"/>
-        </w:rPr>
-        <w:t>Positive Marks: 1</w:t>
+        <w:t xml:space="preserve">(b) Implementation</w:t>
       </w:r>
     </w:p>
     <w:p>
-      <w:pPr>
-        <w:spacing w:after="160" w:before="0"/>
-      </w:pPr>
       <w:r>
-        <w:rPr>
-          <w:b w:val="0"/>
-          <w:i w:val="0"/>
-          <w:sz w:val="20"/>
-        </w:rPr>
-        <w:t>Negative Marks: 0.25</w:t>
+        <w:t xml:space="preserve">(c) Selecting teaching aids</w:t>
       </w:r>
     </w:p>
     <w:p>
-      <w:pPr>
-        <w:spacing w:after="40" w:before="120"/>
-      </w:pPr>
       <w:r>
-        <w:rPr>
-          <w:b w:val="0"/>
-          <w:i w:val="0"/>
-          <w:sz w:val="22"/>
-        </w:rPr>
-        <w:t>Question: The proportion of people diagnosed with a disease who die from it during a specified period is the:</w:t>
+        <w:t xml:space="preserve">(d) Assessing the learner's needs</w:t>
       </w:r>
     </w:p>
     <w:p>
-      <w:pPr>
-        <w:spacing w:after="0" w:before="0"/>
-      </w:pPr>
       <w:r>
-        <w:rPr>
-          <w:b w:val="0"/>
-          <w:i w:val="0"/>
-          <w:sz w:val="22"/>
-        </w:rPr>
-        <w:t>(a) Attack rate</w:t>
+        <w:t xml:space="preserve">Answer: d</w:t>
       </w:r>
     </w:p>
     <w:p>
-      <w:pPr>
-        <w:spacing w:after="0" w:before="0"/>
-      </w:pPr>
       <w:r>
-        <w:rPr>
-          <w:b w:val="0"/>
-          <w:i w:val="0"/>
-          <w:sz w:val="22"/>
-        </w:rPr>
-        <w:t>(b) Case fatality rate</w:t>
+        <w:t xml:space="preserve">Solution: Needs assessment comes first — it determines what, how, and for whom to teach; evaluation closes the cycle.</w:t>
       </w:r>
     </w:p>
     <w:p>
-      <w:pPr>
-        <w:spacing w:after="0" w:before="0"/>
-      </w:pPr>
       <w:r>
-        <w:rPr>
-          <w:b w:val="0"/>
-          <w:i w:val="0"/>
-          <w:sz w:val="22"/>
-        </w:rPr>
-        <w:t>(c) Crude death rate</w:t>
+        <w:t xml:space="preserve">Positive Marks: 1</w:t>
       </w:r>
     </w:p>
     <w:p>
-      <w:pPr>
-        <w:spacing w:after="0" w:before="0"/>
-      </w:pPr>
       <w:r>
-        <w:rPr>
-          <w:b w:val="0"/>
-          <w:i w:val="0"/>
-          <w:sz w:val="22"/>
-        </w:rPr>
-        <w:t>(d) Incidence rate</w:t>
+        <w:t xml:space="preserve">Negative Marks: 0.25</w:t>
       </w:r>
     </w:p>
     <w:p>
-      <w:pPr>
-        <w:spacing w:after="0" w:before="40"/>
-      </w:pPr>
       <w:r>
-        <w:rPr>
-          <w:b/>
-          <w:i w:val="0"/>
-          <w:sz w:val="22"/>
-        </w:rPr>
-        <w:t>Answer: b</w:t>
+        <w:t xml:space="preserve"/>
       </w:r>
     </w:p>
     <w:p>
-      <w:pPr>
-        <w:spacing w:after="0" w:before="0"/>
-      </w:pPr>
       <w:r>
-        <w:rPr>
-          <w:b w:val="0"/>
-          <w:i w:val="0"/>
-          <w:sz w:val="21"/>
-        </w:rPr>
-        <w:t>Solution: Case fatality rate = deaths from a disease divided by total cases of that disease, multiplied by 100, and measures the severity of a disease. Attack rate (a) measures new cases during an outbreak, and incidence (d) measures new cases in a population at risk.</w:t>
+        <w:t xml:space="preserve">Question: Salbutamol (albuterol) relieves asthma symptoms by:</w:t>
       </w:r>
     </w:p>
     <w:p>
-      <w:pPr>
-        <w:spacing w:after="0" w:before="0"/>
-      </w:pPr>
       <w:r>
-        <w:rPr>
-          <w:b w:val="0"/>
-          <w:i w:val="0"/>
-          <w:sz w:val="20"/>
-        </w:rPr>
-        <w:t>Positive Marks: 1</w:t>
+        <w:t xml:space="preserve">(a) Constricting the bronchi</w:t>
       </w:r>
     </w:p>
     <w:p>
-      <w:pPr>
-        <w:spacing w:after="160" w:before="0"/>
-      </w:pPr>
       <w:r>
-        <w:rPr>
-          <w:b w:val="0"/>
-          <w:i w:val="0"/>
-          <w:sz w:val="20"/>
-        </w:rPr>
-        <w:t>Negative Marks: 0.25</w:t>
+        <w:t xml:space="preserve">(b) Relaxing bronchial smooth muscle</w:t>
       </w:r>
     </w:p>
     <w:p>
-      <w:pPr>
-        <w:spacing w:after="40" w:before="120"/>
-      </w:pPr>
       <w:r>
-        <w:rPr>
-          <w:b w:val="0"/>
-          <w:i w:val="0"/>
-          <w:sz w:val="22"/>
-        </w:rPr>
-        <w:t>Question: A farm worker is brought in with organophosphate poisoning, excessive salivation, lacrimation, and bradycardia. Which drug is the priority antidote?</w:t>
+        <w:t xml:space="preserve">(c) Thickening secretions</w:t>
       </w:r>
     </w:p>
     <w:p>
-      <w:pPr>
-        <w:spacing w:after="0" w:before="0"/>
-      </w:pPr>
       <w:r>
-        <w:rPr>
-          <w:b w:val="0"/>
-          <w:i w:val="0"/>
-          <w:sz w:val="22"/>
-        </w:rPr>
-        <w:t>(a) Atropine</w:t>
+        <w:t xml:space="preserve">(d) Suppressing the cough center</w:t>
       </w:r>
     </w:p>
     <w:p>
-      <w:pPr>
-        <w:spacing w:after="0" w:before="0"/>
-      </w:pPr>
       <w:r>
-        <w:rPr>
-          <w:b w:val="0"/>
-          <w:i w:val="0"/>
-          <w:sz w:val="22"/>
-        </w:rPr>
-        <w:t>(b) Naloxone</w:t>
+        <w:t xml:space="preserve">Answer: b</w:t>
       </w:r>
     </w:p>
     <w:p>
-      <w:pPr>
-        <w:spacing w:after="0" w:before="0"/>
-      </w:pPr>
       <w:r>
-        <w:rPr>
-          <w:b w:val="0"/>
-          <w:i w:val="0"/>
-          <w:sz w:val="22"/>
-        </w:rPr>
-        <w:t>(c) Flumazenil</w:t>
+        <w:t xml:space="preserve">Solution: Salbutamol is a beta-2 agonist that relaxes bronchial smooth muscle, quickly relieving bronchospasm.</w:t>
       </w:r>
     </w:p>
     <w:p>
-      <w:pPr>
-        <w:spacing w:after="0" w:before="0"/>
-      </w:pPr>
       <w:r>
-        <w:rPr>
-          <w:b w:val="0"/>
-          <w:i w:val="0"/>
-          <w:sz w:val="22"/>
-        </w:rPr>
-        <w:t>(d) Protamine</w:t>
+        <w:t xml:space="preserve">Positive Marks: 1</w:t>
       </w:r>
     </w:p>
     <w:p>
-      <w:pPr>
-        <w:spacing w:after="0" w:before="40"/>
-      </w:pPr>
       <w:r>
-        <w:rPr>
-          <w:b/>
-          <w:i w:val="0"/>
-          <w:sz w:val="22"/>
-        </w:rPr>
-        <w:t>Answer: a</w:t>
+        <w:t xml:space="preserve">Negative Marks: 0.25</w:t>
       </w:r>
     </w:p>
     <w:p>
-      <w:pPr>
-        <w:spacing w:after="0" w:before="0"/>
-      </w:pPr>
       <w:r>
-        <w:rPr>
-          <w:b w:val="0"/>
-          <w:i w:val="0"/>
-          <w:sz w:val="21"/>
-        </w:rPr>
-        <w:t>Solution: Atropine is the antidote for organophosphate poisoning—it blocks the excessive muscarinic effects of salivation, lacrimation, bradycardia, and bronchospasm. Naloxone (b) is for opioids, flumazenil (c) for benzodiazepines, and protamine (d) for heparin.</w:t>
+        <w:t xml:space="preserve"/>
       </w:r>
     </w:p>
     <w:p>
-      <w:pPr>
-        <w:spacing w:after="0" w:before="0"/>
-      </w:pPr>
       <w:r>
-        <w:rPr>
-          <w:b w:val="0"/>
-          <w:i w:val="0"/>
-          <w:sz w:val="20"/>
-        </w:rPr>
-        <w:t>Positive Marks: 1</w:t>
+        <w:t xml:space="preserve">Question: The average lifespan of a red blood cell is:</w:t>
       </w:r>
     </w:p>
     <w:p>
-      <w:pPr>
-        <w:spacing w:after="160" w:before="0"/>
-      </w:pPr>
       <w:r>
-        <w:rPr>
-          <w:b w:val="0"/>
-          <w:i w:val="0"/>
-          <w:sz w:val="20"/>
-        </w:rPr>
-        <w:t>Negative Marks: 0.25</w:t>
+        <w:t xml:space="preserve">(a) 5 days</w:t>
       </w:r>
     </w:p>
     <w:p>
-      <w:pPr>
-        <w:spacing w:after="40" w:before="120"/>
-      </w:pPr>
       <w:r>
-        <w:rPr>
-          <w:b w:val="0"/>
-          <w:i w:val="0"/>
-          <w:sz w:val="22"/>
-        </w:rPr>
-        <w:t>Question: Which of the following organisms is Gram-positive?</w:t>
+        <w:t xml:space="preserve">(b) 30 days</w:t>
       </w:r>
     </w:p>
     <w:p>
-      <w:pPr>
-        <w:spacing w:after="0" w:before="0"/>
-      </w:pPr>
       <w:r>
-        <w:rPr>
-          <w:b w:val="0"/>
-          <w:i w:val="0"/>
-          <w:sz w:val="22"/>
-        </w:rPr>
-        <w:t>(a) Escherichia coli</w:t>
+        <w:t xml:space="preserve">(c) 120 days</w:t>
       </w:r>
     </w:p>
     <w:p>
-      <w:pPr>
-        <w:spacing w:after="0" w:before="0"/>
-      </w:pPr>
       <w:r>
-        <w:rPr>
-          <w:b w:val="0"/>
-          <w:i w:val="0"/>
-          <w:sz w:val="22"/>
-        </w:rPr>
-        <w:t>(b) Staphylococcus aureus</w:t>
+        <w:t xml:space="preserve">(d) 365 days</w:t>
       </w:r>
     </w:p>
     <w:p>
-      <w:pPr>
-        <w:spacing w:after="0" w:before="0"/>
-      </w:pPr>
       <w:r>
-        <w:rPr>
-          <w:b w:val="0"/>
-          <w:i w:val="0"/>
-          <w:sz w:val="22"/>
-        </w:rPr>
-        <w:t>(c) Vibrio cholerae</w:t>
+        <w:t xml:space="preserve">Answer: c</w:t>
       </w:r>
     </w:p>
     <w:p>
-      <w:pPr>
-        <w:spacing w:after="0" w:before="0"/>
-      </w:pPr>
       <w:r>
-        <w:rPr>
-          <w:b w:val="0"/>
-          <w:i w:val="0"/>
-          <w:sz w:val="22"/>
-        </w:rPr>
-        <w:t>(d) Pseudomonas aeruginosa</w:t>
+        <w:t xml:space="preserve">Solution: Erythrocytes survive about 120 days before being removed by the spleen.</w:t>
       </w:r>
     </w:p>
     <w:p>
-      <w:pPr>
-        <w:spacing w:after="0" w:before="40"/>
-      </w:pPr>
       <w:r>
-        <w:rPr>
-          <w:b/>
-          <w:i w:val="0"/>
-          <w:sz w:val="22"/>
-        </w:rPr>
-        <w:t>Answer: b</w:t>
+        <w:t xml:space="preserve">Positive Marks: 1</w:t>
       </w:r>
     </w:p>
     <w:p>
-      <w:pPr>
-        <w:spacing w:after="0" w:before="0"/>
-      </w:pPr>
       <w:r>
-        <w:rPr>
-          <w:b w:val="0"/>
-          <w:i w:val="0"/>
-          <w:sz w:val="21"/>
-        </w:rPr>
-        <w:t>Solution: Staphylococcus aureus stains purple (Gram-positive) because of its thick peptidoglycan cell wall. E. coli (a), Vibrio cholerae (c), and Pseudomonas (d) are Gram-negative organisms that stain pink.</w:t>
+        <w:t xml:space="preserve">Negative Marks: 0.25</w:t>
       </w:r>
     </w:p>
     <w:p>
-      <w:pPr>
-        <w:spacing w:after="0" w:before="0"/>
-      </w:pPr>
       <w:r>
-        <w:rPr>
-          <w:b w:val="0"/>
-          <w:i w:val="0"/>
-          <w:sz w:val="20"/>
-        </w:rPr>
-        <w:t>Positive Marks: 1</w:t>
+        <w:t xml:space="preserve"/>
       </w:r>
     </w:p>
     <w:p>
-      <w:pPr>
-        <w:spacing w:after="160" w:before="0"/>
-      </w:pPr>
       <w:r>
-        <w:rPr>
-          <w:b w:val="0"/>
-          <w:i w:val="0"/>
-          <w:sz w:val="20"/>
-        </w:rPr>
-        <w:t>Negative Marks: 0.25</w:t>
+        <w:t xml:space="preserve">Question: The initial step in managing an unresponsive, non-breathing adult is:</w:t>
+      </w:r>
+    </w:p>
+    <w:p>
+      <w:r>
+        <w:t xml:space="preserve">(a) Call for help and start chest compressions</w:t>
+      </w:r>
+    </w:p>
+    <w:p>
+      <w:r>
+        <w:t xml:space="preserve">(b) Wait for a physician</w:t>
+      </w:r>
+    </w:p>
+    <w:p>
+      <w:r>
+        <w:t xml:space="preserve">(c) Give only oxygen</w:t>
+      </w:r>
+    </w:p>
+    <w:p>
+      <w:r>
+        <w:t xml:space="preserve">(d) Check the blood pressure first</w:t>
+      </w:r>
+    </w:p>
+    <w:p>
+      <w:r>
+        <w:t xml:space="preserve">Answer: a</w:t>
+      </w:r>
+    </w:p>
+    <w:p>
+      <w:r>
+        <w:t xml:space="preserve">Solution: High-quality chest compressions must begin immediately after activating the emergency response; delay reduces survival.</w:t>
+      </w:r>
+    </w:p>
+    <w:p>
+      <w:r>
+        <w:t xml:space="preserve">Positive Marks: 1</w:t>
+      </w:r>
+    </w:p>
+    <w:p>
+      <w:r>
+        <w:t xml:space="preserve">Negative Marks: 0.25</w:t>
+      </w:r>
+    </w:p>
+    <w:p>
+      <w:r>
+        <w:t xml:space="preserve"/>
+      </w:r>
+    </w:p>
+    <w:p>
+      <w:r>
+        <w:t xml:space="preserve">Question: The acronym ISBAR used in clinical handover stands for:</w:t>
+      </w:r>
+    </w:p>
+    <w:p>
+      <w:r>
+        <w:t xml:space="preserve">(a) Identify, Symptom, Blood, Airway, Report</w:t>
+      </w:r>
+    </w:p>
+    <w:p>
+      <w:r>
+        <w:t xml:space="preserve">(b) Inspect, Suction, Breathe, Assess, Resuscitate</w:t>
+      </w:r>
+    </w:p>
+    <w:p>
+      <w:r>
+        <w:t xml:space="preserve">(c) Intake, Sleep, Bowel, Activity, Rest</w:t>
+      </w:r>
+    </w:p>
+    <w:p>
+      <w:r>
+        <w:t xml:space="preserve">(d) Identify, Situation, Background, Assessment, Recommendation</w:t>
+      </w:r>
+    </w:p>
+    <w:p>
+      <w:r>
+        <w:t xml:space="preserve">Answer: d</w:t>
+      </w:r>
+    </w:p>
+    <w:p>
+      <w:r>
+        <w:t xml:space="preserve">Solution: ISBAR — Identify, Situation, Background, Assessment, Recommendation — structures concise, complete clinical handovers.</w:t>
+      </w:r>
+    </w:p>
+    <w:p>
+      <w:r>
+        <w:t xml:space="preserve">Positive Marks: 1</w:t>
+      </w:r>
+    </w:p>
+    <w:p>
+      <w:r>
+        <w:t xml:space="preserve">Negative Marks: 0.25</w:t>
       </w:r>
     </w:p>
     <w:sectPr>
       <w:pgSz w:w="12240" w:h="15840"/>
-      <w:pgMar w:top="864" w:right="1008" w:bottom="864" w:left="1008" w:header="720" w:footer="720" w:gutter="0"/>
+      <w:pgMar w:top="1440" w:right="1800" w:bottom="1440" w:left="1800" w:header="720" w:footer="720" w:gutter="0"/>
       <w:cols w:space="720"/>
       <w:docGrid w:linePitch="360"/>
     </w:sectPr>
@@ -2715,10 +1365,6 @@
     <w:name w:val="Normal"/>
     <w:qFormat/>
     <w:rsid w:val="00FC693F"/>
-    <w:rPr>
-      <w:rFonts w:ascii="Calibri" w:hAnsi="Calibri"/>
-      <w:sz w:val="22"/>
-    </w:rPr>
   </w:style>
   <w:style w:type="paragraph" w:styleId="Header">
     <w:name w:val="header"/>
